--- a/assets/routes/route-mindervalide-vrijdag.docx
+++ b/assets/routes/route-mindervalide-vrijdag.docx
@@ -108,29 +108,7 @@
           <w:szCs w:val="24"/>
           <w:lang w:val="nl-NL"/>
         </w:rPr>
-        <w:t>13</w:t>
-      </w:r>
-      <w:r>
-        <w:rPr>
-          <w:rFonts w:ascii="Calibri" w:eastAsia="Calibri" w:hAnsi="Calibri" w:cs="Calibri"/>
-          <w:b/>
-          <w:color w:val="000000"/>
-          <w:sz w:val="26"/>
-          <w:szCs w:val="24"/>
-          <w:lang w:val="nl-NL"/>
-        </w:rPr>
-        <w:t xml:space="preserve"> </w:t>
-      </w:r>
-      <w:r>
-        <w:rPr>
-          <w:rFonts w:ascii="Calibri" w:eastAsia="Calibri" w:hAnsi="Calibri" w:cs="Calibri"/>
-          <w:b/>
-          <w:color w:val="000000"/>
-          <w:sz w:val="26"/>
-          <w:szCs w:val="24"/>
-          <w:lang w:val="nl-NL"/>
-        </w:rPr>
-        <w:t>juni</w:t>
+        <w:t>27 mei 2026</w:t>
       </w:r>
       <w:r>
         <w:rPr>
@@ -230,130 +208,86 @@
         <w:rPr>
           <w:rFonts w:ascii="Calibri" w:eastAsia="Calibri" w:hAnsi="Calibri" w:cs="Calibri"/>
           <w:color w:val="000000"/>
-          <w:lang w:val="nl-NL"/>
-        </w:rPr>
-      </w:pPr>
-      <w:r>
-        <w:rPr>
-          <w:rFonts w:ascii="Calibri" w:eastAsia="Calibri" w:hAnsi="Calibri" w:cs="Calibri"/>
-          <w:color w:val="000000"/>
           <w:lang w:val="en-US"/>
         </w:rPr>
-        <w:t>V</w:t>
-      </w:r>
-      <w:r>
-        <w:rPr>
-          <w:rFonts w:ascii="Calibri" w:eastAsia="Calibri" w:hAnsi="Calibri" w:cs="Calibri"/>
-          <w:color w:val="000000"/>
-        </w:rPr>
-        <w:t>ertrekpunt Mariahof</w:t>
-      </w:r>
-      <w:r>
-        <w:rPr>
-          <w:rFonts w:ascii="Calibri" w:eastAsia="Calibri" w:hAnsi="Calibri" w:cs="Calibri"/>
-          <w:color w:val="000000"/>
-          <w:lang w:val="en-US"/>
-        </w:rPr>
-        <w:t xml:space="preserve"> en </w:t>
-      </w:r>
-      <w:r>
-        <w:rPr>
-          <w:rFonts w:ascii="Calibri" w:eastAsia="Calibri" w:hAnsi="Calibri" w:cs="Calibri"/>
-          <w:color w:val="000000"/>
-        </w:rPr>
-        <w:t>Scholtenhof</w:t>
-      </w:r>
-      <w:r>
-        <w:rPr>
-          <w:rFonts w:ascii="Calibri" w:eastAsia="Calibri" w:hAnsi="Calibri" w:cs="Calibri"/>
-          <w:color w:val="000000"/>
-          <w:lang w:val="en-US"/>
-        </w:rPr>
-        <w:br/>
-      </w:r>
-      <w:r>
-        <w:rPr>
-          <w:rFonts w:ascii="Calibri" w:eastAsia="Calibri" w:hAnsi="Calibri" w:cs="Calibri"/>
-          <w:color w:val="000000"/>
-          <w:lang w:val="nl-NL"/>
-        </w:rPr>
-        <w:t>Om 1</w:t>
-      </w:r>
-      <w:r>
-        <w:rPr>
-          <w:rFonts w:ascii="Calibri" w:eastAsia="Calibri" w:hAnsi="Calibri" w:cs="Calibri"/>
-          <w:color w:val="000000"/>
-          <w:lang w:val="nl-NL"/>
-        </w:rPr>
-        <w:t>9</w:t>
-      </w:r>
-      <w:r>
-        <w:rPr>
-          <w:rFonts w:ascii="Calibri" w:eastAsia="Calibri" w:hAnsi="Calibri" w:cs="Calibri"/>
-          <w:color w:val="000000"/>
-          <w:lang w:val="nl-NL"/>
-        </w:rPr>
-        <w:t>.</w:t>
-      </w:r>
-      <w:r>
-        <w:rPr>
-          <w:rFonts w:ascii="Calibri" w:eastAsia="Calibri" w:hAnsi="Calibri" w:cs="Calibri"/>
-          <w:color w:val="000000"/>
-          <w:lang w:val="nl-NL"/>
-        </w:rPr>
-        <w:t>00</w:t>
-      </w:r>
-      <w:r>
-        <w:rPr>
-          <w:rFonts w:ascii="Calibri" w:eastAsia="Calibri" w:hAnsi="Calibri" w:cs="Calibri"/>
-          <w:color w:val="000000"/>
-          <w:lang w:val="nl-NL"/>
-        </w:rPr>
-        <w:t xml:space="preserve"> uur</w:t>
+      </w:pPr>
+      <w:r>
+        <w:rPr>
+          <w:rFonts w:ascii="Calibri" w:eastAsia="Calibri" w:hAnsi="Calibri" w:cs="Calibri"/>
+          <w:color w:val="000000"/>
+          <w:lang w:val="nl-NL"/>
+        </w:rPr>
+        <w:t>Vertrekpunt</w:t>
+      </w:r>
+      <w:r>
+        <w:rPr>
+          <w:rFonts w:ascii="Calibri" w:eastAsia="Calibri" w:hAnsi="Calibri" w:cs="Calibri"/>
+          <w:color w:val="000000"/>
+          <w:lang w:val="nl-NL"/>
+        </w:rPr>
+        <w:t xml:space="preserve"> </w:t>
+      </w:r>
+      <w:r>
+        <w:rPr>
+          <w:rFonts w:ascii="Calibri" w:eastAsia="Calibri" w:hAnsi="Calibri" w:cs="Calibri"/>
+          <w:color w:val="000000"/>
+          <w:lang w:val="nl-NL"/>
+        </w:rPr>
+        <w:t>vanaf beide locaties naar de oude Bieb</w:t>
       </w:r>
     </w:p>
     <w:p>
       <w:pPr>
         <w:spacing w:after="0" w:line="257" w:lineRule="auto"/>
         <w:ind w:left="720"/>
-        <w:jc w:val="center"/>
-        <w:rPr>
-          <w:rFonts w:ascii="Calibri" w:eastAsia="Calibri" w:hAnsi="Calibri" w:cs="Calibri"/>
-          <w:color w:val="000000"/>
-          <w:lang w:val="en-US"/>
-        </w:rPr>
-      </w:pPr>
-      <w:r>
-        <w:rPr>
-          <w:rFonts w:ascii="Calibri" w:eastAsia="Calibri" w:hAnsi="Calibri" w:cs="Calibri"/>
-          <w:color w:val="000000"/>
-        </w:rPr>
-        <w:t xml:space="preserve">Vertrek vanaf de </w:t>
-      </w:r>
-      <w:r>
-        <w:rPr>
-          <w:rFonts w:ascii="Calibri" w:eastAsia="Calibri" w:hAnsi="Calibri" w:cs="Calibri"/>
-          <w:color w:val="000000"/>
-          <w:lang w:val="en-US"/>
-        </w:rPr>
-        <w:t>Molenkamp</w:t>
-      </w:r>
+        <w:rPr>
+          <w:rFonts w:ascii="Calibri" w:eastAsia="Calibri" w:hAnsi="Calibri" w:cs="Calibri"/>
+          <w:color w:val="000000"/>
+          <w:lang w:val="nl-NL"/>
+        </w:rPr>
+      </w:pPr>
     </w:p>
     <w:p>
       <w:pPr>
         <w:spacing w:after="0" w:line="257" w:lineRule="auto"/>
-        <w:ind w:left="720"/>
-        <w:rPr>
-          <w:rFonts w:ascii="Calibri" w:eastAsia="Calibri" w:hAnsi="Calibri" w:cs="Calibri"/>
-          <w:color w:val="000000"/>
-          <w:lang w:val="nl-NL"/>
-        </w:rPr>
-      </w:pPr>
+        <w:ind w:left="360"/>
+        <w:rPr>
+          <w:rFonts w:ascii="Calibri" w:eastAsia="Calibri" w:hAnsi="Calibri" w:cs="Calibri"/>
+          <w:color w:val="000000"/>
+          <w:u w:val="single"/>
+          <w:lang w:val="en-GB"/>
+        </w:rPr>
+      </w:pPr>
+      <w:r>
+        <w:rPr>
+          <w:rFonts w:ascii="Calibri" w:eastAsia="Calibri" w:hAnsi="Calibri" w:cs="Calibri"/>
+          <w:color w:val="000000"/>
+          <w:u w:val="single"/>
+        </w:rPr>
+        <w:t xml:space="preserve">Lengte: </w:t>
+      </w:r>
+      <w:r>
+        <w:rPr>
+          <w:rFonts w:ascii="Calibri" w:eastAsia="Calibri" w:hAnsi="Calibri" w:cs="Calibri"/>
+          <w:color w:val="000000"/>
+          <w:u w:val="single"/>
+          <w:lang w:val="en-GB"/>
+        </w:rPr>
+        <w:t>1,9</w:t>
+      </w:r>
+      <w:r>
+        <w:rPr>
+          <w:rFonts w:ascii="Calibri" w:eastAsia="Calibri" w:hAnsi="Calibri" w:cs="Calibri"/>
+          <w:color w:val="000000"/>
+          <w:u w:val="single"/>
+        </w:rPr>
+        <w:t xml:space="preserve"> km</w:t>
+      </w:r>
     </w:p>
     <w:p>
       <w:pPr>
         <w:spacing w:after="0" w:line="257" w:lineRule="auto"/>
-        <w:ind w:left="360"/>
+        <w:ind w:left="720"/>
         <w:rPr>
           <w:rFonts w:ascii="Calibri" w:eastAsia="Calibri" w:hAnsi="Calibri" w:cs="Calibri"/>
           <w:color w:val="000000"/>
@@ -361,29 +295,9 @@
           <w:lang w:val="en-US"/>
         </w:rPr>
       </w:pPr>
-      <w:r>
-        <w:rPr>
-          <w:rFonts w:ascii="Calibri" w:eastAsia="Calibri" w:hAnsi="Calibri" w:cs="Calibri"/>
-          <w:color w:val="000000"/>
-          <w:u w:val="single"/>
-        </w:rPr>
-        <w:t>Lengte: 1.9 km vanaf de Molenkamp</w:t>
-      </w:r>
     </w:p>
     <w:p>
       <w:pPr>
-        <w:spacing w:after="0" w:line="257" w:lineRule="auto"/>
-        <w:ind w:left="720"/>
-        <w:rPr>
-          <w:rFonts w:ascii="Calibri" w:eastAsia="Calibri" w:hAnsi="Calibri" w:cs="Calibri"/>
-          <w:color w:val="000000"/>
-          <w:u w:val="single"/>
-          <w:lang w:val="en-US"/>
-        </w:rPr>
-      </w:pPr>
-    </w:p>
-    <w:p>
-      <w:pPr>
         <w:spacing w:after="0"/>
         <w:ind w:left="360"/>
         <w:rPr>
@@ -398,7 +312,25 @@
           <w:color w:val="000000"/>
           <w:lang w:val="nl-NL"/>
         </w:rPr>
-        <w:t>Lopers Mariahof:</w:t>
+        <w:t xml:space="preserve">Lopers </w:t>
+      </w:r>
+      <w:proofErr w:type="spellStart"/>
+      <w:r>
+        <w:rPr>
+          <w:rFonts w:ascii="Calibri" w:eastAsia="Calibri" w:hAnsi="Calibri" w:cs="Calibri"/>
+          <w:color w:val="000000"/>
+          <w:lang w:val="nl-NL"/>
+        </w:rPr>
+        <w:t>Mariahof</w:t>
+      </w:r>
+      <w:proofErr w:type="spellEnd"/>
+      <w:r>
+        <w:rPr>
+          <w:rFonts w:ascii="Calibri" w:eastAsia="Calibri" w:hAnsi="Calibri" w:cs="Calibri"/>
+          <w:color w:val="000000"/>
+          <w:lang w:val="nl-NL"/>
+        </w:rPr>
+        <w:t>:</w:t>
       </w:r>
     </w:p>
     <w:p>
@@ -444,7 +376,22 @@
           <w:color w:val="000000"/>
           <w:lang w:val="nl-NL"/>
         </w:rPr>
-        <w:t>Linksaf de Wilhelminastraat in, na de Regiobank</w:t>
+        <w:t xml:space="preserve">Linksaf </w:t>
+      </w:r>
+      <w:r>
+        <w:rPr>
+          <w:rFonts w:ascii="Calibri" w:eastAsia="Calibri" w:hAnsi="Calibri" w:cs="Calibri"/>
+          <w:color w:val="000000"/>
+        </w:rPr>
+        <w:t xml:space="preserve">(4 verkeersregelaars) </w:t>
+      </w:r>
+      <w:r>
+        <w:rPr>
+          <w:rFonts w:ascii="Calibri" w:eastAsia="Calibri" w:hAnsi="Calibri" w:cs="Calibri"/>
+          <w:color w:val="000000"/>
+          <w:lang w:val="nl-NL"/>
+        </w:rPr>
+        <w:t>de Wilhelminastraat in, na de Regiobank</w:t>
       </w:r>
     </w:p>
     <w:p>
@@ -467,7 +414,22 @@
           <w:color w:val="000000"/>
           <w:lang w:val="nl-NL"/>
         </w:rPr>
-        <w:t>Rechtsaf de Zuidwal in, met de bocht naar links de Hoogelucht op.</w:t>
+        <w:t xml:space="preserve">Rechtsaf de Zuidwal in, met de bocht naar links de </w:t>
+      </w:r>
+      <w:r>
+        <w:rPr>
+          <w:rFonts w:ascii="Calibri" w:eastAsia="Calibri" w:hAnsi="Calibri" w:cs="Calibri"/>
+          <w:color w:val="000000"/>
+        </w:rPr>
+        <w:t>Wilhelminastraat</w:t>
+      </w:r>
+      <w:r>
+        <w:rPr>
+          <w:rFonts w:ascii="Calibri" w:eastAsia="Calibri" w:hAnsi="Calibri" w:cs="Calibri"/>
+          <w:color w:val="000000"/>
+          <w:lang w:val="en-GB"/>
+        </w:rPr>
+        <w:t xml:space="preserve"> in</w:t>
       </w:r>
     </w:p>
     <w:p>
@@ -490,7 +452,7 @@
           <w:color w:val="000000"/>
           <w:lang w:val="nl-NL"/>
         </w:rPr>
-        <w:t>De Hofmeijerstraat oversteken naar de Poortstraat, via de Oostwal naar de Monnikstraat</w:t>
+        <w:t>Bij de oude bieb verzamelen</w:t>
       </w:r>
     </w:p>
     <w:p>
@@ -509,22 +471,20 @@
         <w:pStyle w:val="ListParagraph"/>
         <w:numPr>
           <w:ilvl w:val="0"/>
-          <w:numId w:val="7"/>
+          <w:numId w:val="10"/>
         </w:numPr>
         <w:spacing w:after="0"/>
         <w:rPr>
           <w:rFonts w:ascii="Calibri" w:eastAsia="Calibri" w:hAnsi="Calibri" w:cs="Calibri"/>
           <w:color w:val="000000"/>
-          <w:lang w:val="nl-NL"/>
-        </w:rPr>
-      </w:pPr>
-      <w:r>
-        <w:rPr>
-          <w:rFonts w:ascii="Calibri" w:eastAsia="Calibri" w:hAnsi="Calibri" w:cs="Calibri"/>
-          <w:color w:val="000000"/>
-          <w:lang w:val="nl-NL"/>
-        </w:rPr>
-        <w:t>Vertrek vanaf locatie Molenkamp rechtsaf de Monnikstraat in.</w:t>
+        </w:rPr>
+      </w:pPr>
+      <w:r>
+        <w:rPr>
+          <w:rFonts w:ascii="Calibri" w:eastAsia="Calibri" w:hAnsi="Calibri" w:cs="Calibri"/>
+          <w:color w:val="000000"/>
+        </w:rPr>
+        <w:t>Vertrek vanaf locatie Oude Bieb linksaf de Gasthuisstraat op.</w:t>
       </w:r>
     </w:p>
     <w:p>
@@ -532,30 +492,20 @@
         <w:pStyle w:val="ListParagraph"/>
         <w:numPr>
           <w:ilvl w:val="0"/>
-          <w:numId w:val="7"/>
+          <w:numId w:val="10"/>
         </w:numPr>
         <w:spacing w:after="0"/>
         <w:rPr>
           <w:rFonts w:ascii="Calibri" w:eastAsia="Calibri" w:hAnsi="Calibri" w:cs="Calibri"/>
           <w:color w:val="000000"/>
-          <w:lang w:val="nl-NL"/>
-        </w:rPr>
-      </w:pPr>
-      <w:r>
-        <w:rPr>
-          <w:rFonts w:ascii="Calibri" w:eastAsia="Calibri" w:hAnsi="Calibri" w:cs="Calibri"/>
-          <w:color w:val="000000"/>
-          <w:lang w:val="nl-NL"/>
-        </w:rPr>
-        <w:t>Linksaf de Paradijsstraat</w:t>
-      </w:r>
-      <w:r>
-        <w:rPr>
-          <w:rFonts w:ascii="Calibri" w:eastAsia="Calibri" w:hAnsi="Calibri" w:cs="Calibri"/>
-          <w:color w:val="000000"/>
-          <w:lang w:val="nl-NL"/>
-        </w:rPr>
-        <w:t>.</w:t>
+        </w:rPr>
+      </w:pPr>
+      <w:r>
+        <w:rPr>
+          <w:rFonts w:ascii="Calibri" w:eastAsia="Calibri" w:hAnsi="Calibri" w:cs="Calibri"/>
+          <w:color w:val="000000"/>
+        </w:rPr>
+        <w:t>Steenstraat oversteken naar de Kortestraat.</w:t>
       </w:r>
     </w:p>
     <w:p>
@@ -563,30 +513,20 @@
         <w:pStyle w:val="ListParagraph"/>
         <w:numPr>
           <w:ilvl w:val="0"/>
-          <w:numId w:val="7"/>
+          <w:numId w:val="10"/>
         </w:numPr>
         <w:spacing w:after="0"/>
         <w:rPr>
           <w:rFonts w:ascii="Calibri" w:eastAsia="Calibri" w:hAnsi="Calibri" w:cs="Calibri"/>
           <w:color w:val="000000"/>
-          <w:lang w:val="nl-NL"/>
-        </w:rPr>
-      </w:pPr>
-      <w:r>
-        <w:rPr>
-          <w:rFonts w:ascii="Calibri" w:eastAsia="Calibri" w:hAnsi="Calibri" w:cs="Calibri"/>
-          <w:color w:val="000000"/>
-          <w:lang w:val="nl-NL"/>
-        </w:rPr>
-        <w:t>Rechtsaf Jacob van Deventerpad de Bombazijntuin in</w:t>
-      </w:r>
-      <w:r>
-        <w:rPr>
-          <w:rFonts w:ascii="Calibri" w:eastAsia="Calibri" w:hAnsi="Calibri" w:cs="Calibri"/>
-          <w:color w:val="000000"/>
-          <w:lang w:val="nl-NL"/>
-        </w:rPr>
-        <w:t>.</w:t>
+        </w:rPr>
+      </w:pPr>
+      <w:r>
+        <w:rPr>
+          <w:rFonts w:ascii="Calibri" w:eastAsia="Calibri" w:hAnsi="Calibri" w:cs="Calibri"/>
+          <w:color w:val="000000"/>
+        </w:rPr>
+        <w:t>Rechtsaf Deurningerstraat in.</w:t>
       </w:r>
     </w:p>
     <w:p>
@@ -594,30 +534,20 @@
         <w:pStyle w:val="ListParagraph"/>
         <w:numPr>
           <w:ilvl w:val="0"/>
-          <w:numId w:val="7"/>
+          <w:numId w:val="10"/>
         </w:numPr>
         <w:spacing w:after="0"/>
         <w:rPr>
           <w:rFonts w:ascii="Calibri" w:eastAsia="Calibri" w:hAnsi="Calibri" w:cs="Calibri"/>
           <w:color w:val="000000"/>
-          <w:lang w:val="nl-NL"/>
-        </w:rPr>
-      </w:pPr>
-      <w:r>
-        <w:rPr>
-          <w:rFonts w:ascii="Calibri" w:eastAsia="Calibri" w:hAnsi="Calibri" w:cs="Calibri"/>
-          <w:color w:val="000000"/>
-          <w:lang w:val="nl-NL"/>
-        </w:rPr>
-        <w:t>Pad vervolgen langs het Paltehuis, einde van het pad rechtsaf de Marktstraat op</w:t>
-      </w:r>
-      <w:r>
-        <w:rPr>
-          <w:rFonts w:ascii="Calibri" w:eastAsia="Calibri" w:hAnsi="Calibri" w:cs="Calibri"/>
-          <w:color w:val="000000"/>
-          <w:lang w:val="nl-NL"/>
-        </w:rPr>
-        <w:t>.</w:t>
+        </w:rPr>
+      </w:pPr>
+      <w:r>
+        <w:rPr>
+          <w:rFonts w:ascii="Calibri" w:eastAsia="Calibri" w:hAnsi="Calibri" w:cs="Calibri"/>
+          <w:color w:val="000000"/>
+        </w:rPr>
+        <w:t>Linksaf naar de Grotestraat.</w:t>
       </w:r>
     </w:p>
     <w:p>
@@ -625,30 +555,20 @@
         <w:pStyle w:val="ListParagraph"/>
         <w:numPr>
           <w:ilvl w:val="0"/>
-          <w:numId w:val="7"/>
+          <w:numId w:val="10"/>
         </w:numPr>
         <w:spacing w:after="0"/>
         <w:rPr>
           <w:rFonts w:ascii="Calibri" w:eastAsia="Calibri" w:hAnsi="Calibri" w:cs="Calibri"/>
           <w:color w:val="000000"/>
-          <w:lang w:val="nl-NL"/>
-        </w:rPr>
-      </w:pPr>
-      <w:r>
-        <w:rPr>
-          <w:rFonts w:ascii="Calibri" w:eastAsia="Calibri" w:hAnsi="Calibri" w:cs="Calibri"/>
-          <w:color w:val="000000"/>
-          <w:lang w:val="nl-NL"/>
-        </w:rPr>
-        <w:t>Marktstraat doorlopen gaat over in de Grotestraat</w:t>
-      </w:r>
-      <w:r>
-        <w:rPr>
-          <w:rFonts w:ascii="Calibri" w:eastAsia="Calibri" w:hAnsi="Calibri" w:cs="Calibri"/>
-          <w:color w:val="000000"/>
-          <w:lang w:val="nl-NL"/>
-        </w:rPr>
-        <w:t>.</w:t>
+        </w:rPr>
+      </w:pPr>
+      <w:r>
+        <w:rPr>
+          <w:rFonts w:ascii="Calibri" w:eastAsia="Calibri" w:hAnsi="Calibri" w:cs="Calibri"/>
+          <w:color w:val="000000"/>
+        </w:rPr>
+        <w:t>Rechtsaf Vinkenstraatje in einde van de straat rechtsom tussen de Plechelmus en het oude stadhuis naar de Herdenkingstuin, doorlopen.</w:t>
       </w:r>
     </w:p>
     <w:p>
@@ -656,30 +576,20 @@
         <w:pStyle w:val="ListParagraph"/>
         <w:numPr>
           <w:ilvl w:val="0"/>
-          <w:numId w:val="7"/>
+          <w:numId w:val="10"/>
         </w:numPr>
         <w:spacing w:after="0"/>
         <w:rPr>
           <w:rFonts w:ascii="Calibri" w:eastAsia="Calibri" w:hAnsi="Calibri" w:cs="Calibri"/>
           <w:color w:val="000000"/>
-          <w:lang w:val="nl-NL"/>
-        </w:rPr>
-      </w:pPr>
-      <w:r>
-        <w:rPr>
-          <w:rFonts w:ascii="Calibri" w:eastAsia="Calibri" w:hAnsi="Calibri" w:cs="Calibri"/>
-          <w:color w:val="000000"/>
-          <w:lang w:val="nl-NL"/>
-        </w:rPr>
-        <w:t>Rechtsaf Nagelstraat</w:t>
-      </w:r>
-      <w:r>
-        <w:rPr>
-          <w:rFonts w:ascii="Calibri" w:eastAsia="Calibri" w:hAnsi="Calibri" w:cs="Calibri"/>
-          <w:color w:val="000000"/>
-          <w:lang w:val="nl-NL"/>
-        </w:rPr>
-        <w:t>.</w:t>
+        </w:rPr>
+      </w:pPr>
+      <w:r>
+        <w:rPr>
+          <w:rFonts w:ascii="Calibri" w:eastAsia="Calibri" w:hAnsi="Calibri" w:cs="Calibri"/>
+          <w:color w:val="000000"/>
+        </w:rPr>
+        <w:t>Linksaf Marktstraat.</w:t>
       </w:r>
     </w:p>
     <w:p>
@@ -687,30 +597,20 @@
         <w:pStyle w:val="ListParagraph"/>
         <w:numPr>
           <w:ilvl w:val="0"/>
-          <w:numId w:val="7"/>
+          <w:numId w:val="10"/>
         </w:numPr>
         <w:spacing w:after="0"/>
         <w:rPr>
           <w:rFonts w:ascii="Calibri" w:eastAsia="Calibri" w:hAnsi="Calibri" w:cs="Calibri"/>
           <w:color w:val="000000"/>
-          <w:lang w:val="nl-NL"/>
-        </w:rPr>
-      </w:pPr>
-      <w:r>
-        <w:rPr>
-          <w:rFonts w:ascii="Calibri" w:eastAsia="Calibri" w:hAnsi="Calibri" w:cs="Calibri"/>
-          <w:color w:val="000000"/>
-          <w:lang w:val="nl-NL"/>
-        </w:rPr>
-        <w:t>Linksaf Vestingstraat in (voor de Walgaarden langs)</w:t>
-      </w:r>
-      <w:r>
-        <w:rPr>
-          <w:rFonts w:ascii="Calibri" w:eastAsia="Calibri" w:hAnsi="Calibri" w:cs="Calibri"/>
-          <w:color w:val="000000"/>
-          <w:lang w:val="nl-NL"/>
-        </w:rPr>
-        <w:t>.</w:t>
+        </w:rPr>
+      </w:pPr>
+      <w:r>
+        <w:rPr>
+          <w:rFonts w:ascii="Calibri" w:eastAsia="Calibri" w:hAnsi="Calibri" w:cs="Calibri"/>
+          <w:color w:val="000000"/>
+        </w:rPr>
+        <w:t>Rechtsaf langs het Palthehuis de tuin in.</w:t>
       </w:r>
     </w:p>
     <w:p>
@@ -718,30 +618,20 @@
         <w:pStyle w:val="ListParagraph"/>
         <w:numPr>
           <w:ilvl w:val="0"/>
-          <w:numId w:val="7"/>
+          <w:numId w:val="10"/>
         </w:numPr>
         <w:spacing w:after="0"/>
         <w:rPr>
           <w:rFonts w:ascii="Calibri" w:eastAsia="Calibri" w:hAnsi="Calibri" w:cs="Calibri"/>
           <w:color w:val="000000"/>
-          <w:lang w:val="nl-NL"/>
-        </w:rPr>
-      </w:pPr>
-      <w:r>
-        <w:rPr>
-          <w:rFonts w:ascii="Calibri" w:eastAsia="Calibri" w:hAnsi="Calibri" w:cs="Calibri"/>
-          <w:color w:val="000000"/>
-          <w:lang w:val="nl-NL"/>
-        </w:rPr>
-        <w:t>Linksaf Langestraat in, deze rechtdoor aanhouden tot de Grotestraat, hier weer linksaf</w:t>
-      </w:r>
-      <w:r>
-        <w:rPr>
-          <w:rFonts w:ascii="Calibri" w:eastAsia="Calibri" w:hAnsi="Calibri" w:cs="Calibri"/>
-          <w:color w:val="000000"/>
-          <w:lang w:val="nl-NL"/>
-        </w:rPr>
-        <w:t>.</w:t>
+        </w:rPr>
+      </w:pPr>
+      <w:r>
+        <w:rPr>
+          <w:rFonts w:ascii="Calibri" w:eastAsia="Calibri" w:hAnsi="Calibri" w:cs="Calibri"/>
+          <w:color w:val="000000"/>
+        </w:rPr>
+        <w:t>Jacob van Deventerpad over.</w:t>
       </w:r>
     </w:p>
     <w:p>
@@ -749,46 +639,20 @@
         <w:pStyle w:val="ListParagraph"/>
         <w:numPr>
           <w:ilvl w:val="0"/>
-          <w:numId w:val="7"/>
+          <w:numId w:val="10"/>
         </w:numPr>
         <w:spacing w:after="0"/>
         <w:rPr>
           <w:rFonts w:ascii="Calibri" w:eastAsia="Calibri" w:hAnsi="Calibri" w:cs="Calibri"/>
           <w:color w:val="000000"/>
-          <w:lang w:val="nl-NL"/>
-        </w:rPr>
-      </w:pPr>
-      <w:r>
-        <w:rPr>
-          <w:rFonts w:ascii="Calibri" w:eastAsia="Calibri" w:hAnsi="Calibri" w:cs="Calibri"/>
-          <w:color w:val="000000"/>
-          <w:lang w:val="nl-NL"/>
-        </w:rPr>
-        <w:t>Rechtsaf Vinkenstraatje in einde van de straat tussen de Plechelmus en het oude stadhuis</w:t>
-      </w:r>
-      <w:r>
-        <w:rPr>
-          <w:rFonts w:ascii="Calibri" w:eastAsia="Calibri" w:hAnsi="Calibri" w:cs="Calibri"/>
-          <w:color w:val="000000"/>
-          <w:lang w:val="nl-NL"/>
-        </w:rPr>
-        <w:t xml:space="preserve"> </w:t>
-      </w:r>
-      <w:r>
-        <w:rPr>
-          <w:rFonts w:ascii="Calibri" w:eastAsia="Calibri" w:hAnsi="Calibri" w:cs="Calibri"/>
-          <w:color w:val="000000"/>
-          <w:lang w:val="nl-NL"/>
-        </w:rPr>
-        <w:t>door de Herdenkingstuin door</w:t>
-      </w:r>
-      <w:r>
-        <w:rPr>
-          <w:rFonts w:ascii="Calibri" w:eastAsia="Calibri" w:hAnsi="Calibri" w:cs="Calibri"/>
-          <w:color w:val="000000"/>
-          <w:lang w:val="nl-NL"/>
-        </w:rPr>
-        <w:t>.</w:t>
+        </w:rPr>
+      </w:pPr>
+      <w:r>
+        <w:rPr>
+          <w:rFonts w:ascii="Calibri" w:eastAsia="Calibri" w:hAnsi="Calibri" w:cs="Calibri"/>
+          <w:color w:val="000000"/>
+        </w:rPr>
+        <w:t>Via de Paradijsstraat.</w:t>
       </w:r>
     </w:p>
     <w:p>
@@ -796,46 +660,20 @@
         <w:pStyle w:val="ListParagraph"/>
         <w:numPr>
           <w:ilvl w:val="0"/>
-          <w:numId w:val="7"/>
+          <w:numId w:val="10"/>
         </w:numPr>
         <w:spacing w:after="0"/>
         <w:rPr>
           <w:rFonts w:ascii="Calibri" w:eastAsia="Calibri" w:hAnsi="Calibri" w:cs="Calibri"/>
           <w:color w:val="000000"/>
-          <w:lang w:val="nl-NL"/>
-        </w:rPr>
-      </w:pPr>
-      <w:r>
-        <w:rPr>
-          <w:rFonts w:ascii="Calibri" w:eastAsia="Calibri" w:hAnsi="Calibri" w:cs="Calibri"/>
-          <w:color w:val="000000"/>
-          <w:lang w:val="nl-NL"/>
-        </w:rPr>
-        <w:t>Rechtsaf Marktstraat, einde straat rechtsaf Ganzenmarkt, en gelijk linksaf de Hofmeijerstraat</w:t>
-      </w:r>
-      <w:r>
-        <w:rPr>
-          <w:rFonts w:ascii="Calibri" w:eastAsia="Calibri" w:hAnsi="Calibri" w:cs="Calibri"/>
-          <w:color w:val="000000"/>
-          <w:lang w:val="nl-NL"/>
-        </w:rPr>
-        <w:t xml:space="preserve"> </w:t>
-      </w:r>
-      <w:r>
-        <w:rPr>
-          <w:rFonts w:ascii="Calibri" w:eastAsia="Calibri" w:hAnsi="Calibri" w:cs="Calibri"/>
-          <w:color w:val="000000"/>
-          <w:lang w:val="nl-NL"/>
-        </w:rPr>
-        <w:t>in</w:t>
-      </w:r>
-      <w:r>
-        <w:rPr>
-          <w:rFonts w:ascii="Calibri" w:eastAsia="Calibri" w:hAnsi="Calibri" w:cs="Calibri"/>
-          <w:color w:val="000000"/>
-          <w:lang w:val="nl-NL"/>
-        </w:rPr>
-        <w:t>.</w:t>
+        </w:rPr>
+      </w:pPr>
+      <w:r>
+        <w:rPr>
+          <w:rFonts w:ascii="Calibri" w:eastAsia="Calibri" w:hAnsi="Calibri" w:cs="Calibri"/>
+          <w:color w:val="000000"/>
+        </w:rPr>
+        <w:t>Rechtsaf de Molenstraat in.</w:t>
       </w:r>
     </w:p>
     <w:p>
@@ -843,46 +681,20 @@
         <w:pStyle w:val="ListParagraph"/>
         <w:numPr>
           <w:ilvl w:val="0"/>
-          <w:numId w:val="7"/>
+          <w:numId w:val="10"/>
         </w:numPr>
         <w:spacing w:after="0"/>
         <w:rPr>
           <w:rFonts w:ascii="Calibri" w:eastAsia="Calibri" w:hAnsi="Calibri" w:cs="Calibri"/>
           <w:color w:val="000000"/>
-          <w:lang w:val="nl-NL"/>
-        </w:rPr>
-      </w:pPr>
-      <w:r>
-        <w:rPr>
-          <w:rFonts w:ascii="Calibri" w:eastAsia="Calibri" w:hAnsi="Calibri" w:cs="Calibri"/>
-          <w:color w:val="000000"/>
-          <w:lang w:val="nl-NL"/>
-        </w:rPr>
-        <w:t>Eind Hofmeijerstraat Bleekstraat oversteken links</w:t>
-      </w:r>
-      <w:r>
-        <w:rPr>
-          <w:rFonts w:ascii="Calibri" w:eastAsia="Calibri" w:hAnsi="Calibri" w:cs="Calibri"/>
-          <w:color w:val="000000"/>
-          <w:lang w:val="nl-NL"/>
-        </w:rPr>
-        <w:t>a</w:t>
-      </w:r>
-      <w:r>
-        <w:rPr>
-          <w:rFonts w:ascii="Calibri" w:eastAsia="Calibri" w:hAnsi="Calibri" w:cs="Calibri"/>
-          <w:color w:val="000000"/>
-          <w:lang w:val="nl-NL"/>
-        </w:rPr>
-        <w:t>f</w:t>
-      </w:r>
-      <w:r>
-        <w:rPr>
-          <w:rFonts w:ascii="Calibri" w:eastAsia="Calibri" w:hAnsi="Calibri" w:cs="Calibri"/>
-          <w:color w:val="000000"/>
-          <w:lang w:val="nl-NL"/>
-        </w:rPr>
-        <w:t>.</w:t>
+        </w:rPr>
+      </w:pPr>
+      <w:r>
+        <w:rPr>
+          <w:rFonts w:ascii="Calibri" w:eastAsia="Calibri" w:hAnsi="Calibri" w:cs="Calibri"/>
+          <w:color w:val="000000"/>
+        </w:rPr>
+        <w:t>Straat oversteken.</w:t>
       </w:r>
     </w:p>
     <w:p>
@@ -890,30 +702,20 @@
         <w:pStyle w:val="ListParagraph"/>
         <w:numPr>
           <w:ilvl w:val="0"/>
-          <w:numId w:val="7"/>
+          <w:numId w:val="10"/>
         </w:numPr>
         <w:spacing w:after="0"/>
         <w:rPr>
           <w:rFonts w:ascii="Calibri" w:eastAsia="Calibri" w:hAnsi="Calibri" w:cs="Calibri"/>
           <w:color w:val="000000"/>
-          <w:lang w:val="nl-NL"/>
-        </w:rPr>
-      </w:pPr>
-      <w:r>
-        <w:rPr>
-          <w:rFonts w:ascii="Calibri" w:eastAsia="Calibri" w:hAnsi="Calibri" w:cs="Calibri"/>
-          <w:color w:val="000000"/>
-          <w:lang w:val="nl-NL"/>
-        </w:rPr>
-        <w:t>Rechtsaf de Molenkampstraat in</w:t>
-      </w:r>
-      <w:r>
-        <w:rPr>
-          <w:rFonts w:ascii="Calibri" w:eastAsia="Calibri" w:hAnsi="Calibri" w:cs="Calibri"/>
-          <w:color w:val="000000"/>
-          <w:lang w:val="nl-NL"/>
-        </w:rPr>
-        <w:t>.</w:t>
+        </w:rPr>
+      </w:pPr>
+      <w:r>
+        <w:rPr>
+          <w:rFonts w:ascii="Calibri" w:eastAsia="Calibri" w:hAnsi="Calibri" w:cs="Calibri"/>
+          <w:color w:val="000000"/>
+        </w:rPr>
+        <w:t>Linksaf de Molenkampstraat in.</w:t>
       </w:r>
     </w:p>
     <w:p>
@@ -943,8 +745,18 @@
           <w:color w:val="000000"/>
           <w:lang w:val="nl-NL"/>
         </w:rPr>
-        <w:t>Hier moeten we tussen 19.30 en 19.45 uur zijn, is het verzamelpunt van de Oldenzaalse</w:t>
-      </w:r>
+        <w:t xml:space="preserve">Hier moeten we tussen 19.30 en 19.45 uur zijn, is het verzamelpunt van de </w:t>
+      </w:r>
+      <w:proofErr w:type="spellStart"/>
+      <w:r>
+        <w:rPr>
+          <w:rFonts w:ascii="Calibri" w:eastAsia="Calibri" w:hAnsi="Calibri" w:cs="Calibri"/>
+          <w:color w:val="000000"/>
+          <w:lang w:val="nl-NL"/>
+        </w:rPr>
+        <w:t>Oldenzaalse</w:t>
+      </w:r>
+      <w:proofErr w:type="spellEnd"/>
     </w:p>
     <w:p>
       <w:pPr>
@@ -993,6 +805,8 @@
           <w:lang w:val="nl-NL"/>
         </w:rPr>
       </w:pPr>
+      <w:proofErr w:type="spellStart"/>
+      <w:proofErr w:type="gramStart"/>
       <w:r>
         <w:rPr>
           <w:rFonts w:ascii="Calibri" w:eastAsia="Calibri" w:hAnsi="Calibri" w:cs="Calibri"/>
@@ -1001,7 +815,29 @@
           <w:color w:val="000000"/>
           <w:lang w:val="nl-NL"/>
         </w:rPr>
-        <w:t>koffie-pauze en bloemenhulde</w:t>
+        <w:t>koffie</w:t>
+      </w:r>
+      <w:proofErr w:type="gramEnd"/>
+      <w:r>
+        <w:rPr>
+          <w:rFonts w:ascii="Calibri" w:eastAsia="Calibri" w:hAnsi="Calibri" w:cs="Calibri"/>
+          <w:b/>
+          <w:bCs/>
+          <w:color w:val="000000"/>
+          <w:lang w:val="nl-NL"/>
+        </w:rPr>
+        <w:t>-pauze</w:t>
+      </w:r>
+      <w:proofErr w:type="spellEnd"/>
+      <w:r>
+        <w:rPr>
+          <w:rFonts w:ascii="Calibri" w:eastAsia="Calibri" w:hAnsi="Calibri" w:cs="Calibri"/>
+          <w:b/>
+          <w:bCs/>
+          <w:color w:val="000000"/>
+          <w:lang w:val="nl-NL"/>
+        </w:rPr>
+        <w:t xml:space="preserve"> en bloemenhulde</w:t>
       </w:r>
       <w:r>
         <w:rPr>
@@ -1482,6 +1318,95 @@
     </w:lvl>
   </w:abstractNum>
   <w:abstractNum w:abstractNumId="4" w15:restartNumberingAfterBreak="0">
+    <w:nsid w:val="201C7DFB"/>
+    <w:multiLevelType w:val="hybridMultilevel"/>
+    <w:tmpl w:val="E67EF874"/>
+    <w:lvl w:ilvl="0" w:tplc="1000000F">
+      <w:start w:val="1"/>
+      <w:numFmt w:val="decimal"/>
+      <w:lvlText w:val="%1."/>
+      <w:lvlJc w:val="left"/>
+      <w:pPr>
+        <w:ind w:left="720" w:hanging="360"/>
+      </w:pPr>
+      <w:rPr>
+        <w:rFonts w:hint="default"/>
+      </w:rPr>
+    </w:lvl>
+    <w:lvl w:ilvl="1" w:tplc="10000019" w:tentative="1">
+      <w:start w:val="1"/>
+      <w:numFmt w:val="lowerLetter"/>
+      <w:lvlText w:val="%2."/>
+      <w:lvlJc w:val="left"/>
+      <w:pPr>
+        <w:ind w:left="1440" w:hanging="360"/>
+      </w:pPr>
+    </w:lvl>
+    <w:lvl w:ilvl="2" w:tplc="1000001B" w:tentative="1">
+      <w:start w:val="1"/>
+      <w:numFmt w:val="lowerRoman"/>
+      <w:lvlText w:val="%3."/>
+      <w:lvlJc w:val="right"/>
+      <w:pPr>
+        <w:ind w:left="2160" w:hanging="180"/>
+      </w:pPr>
+    </w:lvl>
+    <w:lvl w:ilvl="3" w:tplc="1000000F" w:tentative="1">
+      <w:start w:val="1"/>
+      <w:numFmt w:val="decimal"/>
+      <w:lvlText w:val="%4."/>
+      <w:lvlJc w:val="left"/>
+      <w:pPr>
+        <w:ind w:left="2880" w:hanging="360"/>
+      </w:pPr>
+    </w:lvl>
+    <w:lvl w:ilvl="4" w:tplc="10000019" w:tentative="1">
+      <w:start w:val="1"/>
+      <w:numFmt w:val="lowerLetter"/>
+      <w:lvlText w:val="%5."/>
+      <w:lvlJc w:val="left"/>
+      <w:pPr>
+        <w:ind w:left="3600" w:hanging="360"/>
+      </w:pPr>
+    </w:lvl>
+    <w:lvl w:ilvl="5" w:tplc="1000001B" w:tentative="1">
+      <w:start w:val="1"/>
+      <w:numFmt w:val="lowerRoman"/>
+      <w:lvlText w:val="%6."/>
+      <w:lvlJc w:val="right"/>
+      <w:pPr>
+        <w:ind w:left="4320" w:hanging="180"/>
+      </w:pPr>
+    </w:lvl>
+    <w:lvl w:ilvl="6" w:tplc="1000000F" w:tentative="1">
+      <w:start w:val="1"/>
+      <w:numFmt w:val="decimal"/>
+      <w:lvlText w:val="%7."/>
+      <w:lvlJc w:val="left"/>
+      <w:pPr>
+        <w:ind w:left="5040" w:hanging="360"/>
+      </w:pPr>
+    </w:lvl>
+    <w:lvl w:ilvl="7" w:tplc="10000019" w:tentative="1">
+      <w:start w:val="1"/>
+      <w:numFmt w:val="lowerLetter"/>
+      <w:lvlText w:val="%8."/>
+      <w:lvlJc w:val="left"/>
+      <w:pPr>
+        <w:ind w:left="5760" w:hanging="360"/>
+      </w:pPr>
+    </w:lvl>
+    <w:lvl w:ilvl="8" w:tplc="1000001B" w:tentative="1">
+      <w:start w:val="1"/>
+      <w:numFmt w:val="lowerRoman"/>
+      <w:lvlText w:val="%9."/>
+      <w:lvlJc w:val="right"/>
+      <w:pPr>
+        <w:ind w:left="6480" w:hanging="180"/>
+      </w:pPr>
+    </w:lvl>
+  </w:abstractNum>
+  <w:abstractNum w:abstractNumId="5" w15:restartNumberingAfterBreak="0">
     <w:nsid w:val="27134D5E"/>
     <w:multiLevelType w:val="hybridMultilevel"/>
     <w:tmpl w:val="CC9C09A2"/>
@@ -1570,7 +1495,7 @@
       </w:pPr>
     </w:lvl>
   </w:abstractNum>
-  <w:abstractNum w:abstractNumId="5" w15:restartNumberingAfterBreak="0">
+  <w:abstractNum w:abstractNumId="6" w15:restartNumberingAfterBreak="0">
     <w:nsid w:val="2E6634DF"/>
     <w:multiLevelType w:val="hybridMultilevel"/>
     <w:tmpl w:val="5096F2AE"/>
@@ -1659,7 +1584,7 @@
       </w:pPr>
     </w:lvl>
   </w:abstractNum>
-  <w:abstractNum w:abstractNumId="6" w15:restartNumberingAfterBreak="0">
+  <w:abstractNum w:abstractNumId="7" w15:restartNumberingAfterBreak="0">
     <w:nsid w:val="302527AE"/>
     <w:multiLevelType w:val="hybridMultilevel"/>
     <w:tmpl w:val="D0840F38"/>
@@ -1745,7 +1670,93 @@
       </w:pPr>
     </w:lvl>
   </w:abstractNum>
-  <w:abstractNum w:abstractNumId="7" w15:restartNumberingAfterBreak="0">
+  <w:abstractNum w:abstractNumId="8" w15:restartNumberingAfterBreak="0">
+    <w:nsid w:val="6FB672BF"/>
+    <w:multiLevelType w:val="hybridMultilevel"/>
+    <w:tmpl w:val="C952F098"/>
+    <w:lvl w:ilvl="0" w:tplc="1000000F">
+      <w:start w:val="1"/>
+      <w:numFmt w:val="decimal"/>
+      <w:lvlText w:val="%1."/>
+      <w:lvlJc w:val="left"/>
+      <w:pPr>
+        <w:ind w:left="1080" w:hanging="360"/>
+      </w:pPr>
+    </w:lvl>
+    <w:lvl w:ilvl="1" w:tplc="10000019" w:tentative="1">
+      <w:start w:val="1"/>
+      <w:numFmt w:val="lowerLetter"/>
+      <w:lvlText w:val="%2."/>
+      <w:lvlJc w:val="left"/>
+      <w:pPr>
+        <w:ind w:left="1800" w:hanging="360"/>
+      </w:pPr>
+    </w:lvl>
+    <w:lvl w:ilvl="2" w:tplc="1000001B" w:tentative="1">
+      <w:start w:val="1"/>
+      <w:numFmt w:val="lowerRoman"/>
+      <w:lvlText w:val="%3."/>
+      <w:lvlJc w:val="right"/>
+      <w:pPr>
+        <w:ind w:left="2520" w:hanging="180"/>
+      </w:pPr>
+    </w:lvl>
+    <w:lvl w:ilvl="3" w:tplc="1000000F" w:tentative="1">
+      <w:start w:val="1"/>
+      <w:numFmt w:val="decimal"/>
+      <w:lvlText w:val="%4."/>
+      <w:lvlJc w:val="left"/>
+      <w:pPr>
+        <w:ind w:left="3240" w:hanging="360"/>
+      </w:pPr>
+    </w:lvl>
+    <w:lvl w:ilvl="4" w:tplc="10000019" w:tentative="1">
+      <w:start w:val="1"/>
+      <w:numFmt w:val="lowerLetter"/>
+      <w:lvlText w:val="%5."/>
+      <w:lvlJc w:val="left"/>
+      <w:pPr>
+        <w:ind w:left="3960" w:hanging="360"/>
+      </w:pPr>
+    </w:lvl>
+    <w:lvl w:ilvl="5" w:tplc="1000001B" w:tentative="1">
+      <w:start w:val="1"/>
+      <w:numFmt w:val="lowerRoman"/>
+      <w:lvlText w:val="%6."/>
+      <w:lvlJc w:val="right"/>
+      <w:pPr>
+        <w:ind w:left="4680" w:hanging="180"/>
+      </w:pPr>
+    </w:lvl>
+    <w:lvl w:ilvl="6" w:tplc="1000000F" w:tentative="1">
+      <w:start w:val="1"/>
+      <w:numFmt w:val="decimal"/>
+      <w:lvlText w:val="%7."/>
+      <w:lvlJc w:val="left"/>
+      <w:pPr>
+        <w:ind w:left="5400" w:hanging="360"/>
+      </w:pPr>
+    </w:lvl>
+    <w:lvl w:ilvl="7" w:tplc="10000019" w:tentative="1">
+      <w:start w:val="1"/>
+      <w:numFmt w:val="lowerLetter"/>
+      <w:lvlText w:val="%8."/>
+      <w:lvlJc w:val="left"/>
+      <w:pPr>
+        <w:ind w:left="6120" w:hanging="360"/>
+      </w:pPr>
+    </w:lvl>
+    <w:lvl w:ilvl="8" w:tplc="1000001B" w:tentative="1">
+      <w:start w:val="1"/>
+      <w:numFmt w:val="lowerRoman"/>
+      <w:lvlText w:val="%9."/>
+      <w:lvlJc w:val="right"/>
+      <w:pPr>
+        <w:ind w:left="6840" w:hanging="180"/>
+      </w:pPr>
+    </w:lvl>
+  </w:abstractNum>
+  <w:abstractNum w:abstractNumId="9" w15:restartNumberingAfterBreak="0">
     <w:nsid w:val="76A023E5"/>
     <w:multiLevelType w:val="hybridMultilevel"/>
     <w:tmpl w:val="9AC8686E"/>
@@ -1838,16 +1849,16 @@
     <w:abstractNumId w:val="0"/>
   </w:num>
   <w:num w:numId="2" w16cid:durableId="2056466592">
-    <w:abstractNumId w:val="6"/>
+    <w:abstractNumId w:val="7"/>
   </w:num>
   <w:num w:numId="3" w16cid:durableId="1187019778">
-    <w:abstractNumId w:val="7"/>
+    <w:abstractNumId w:val="9"/>
   </w:num>
   <w:num w:numId="4" w16cid:durableId="368920324">
-    <w:abstractNumId w:val="4"/>
+    <w:abstractNumId w:val="5"/>
   </w:num>
   <w:num w:numId="5" w16cid:durableId="1211763299">
-    <w:abstractNumId w:val="5"/>
+    <w:abstractNumId w:val="6"/>
   </w:num>
   <w:num w:numId="6" w16cid:durableId="2028748136">
     <w:abstractNumId w:val="2"/>
@@ -1857,6 +1868,12 @@
   </w:num>
   <w:num w:numId="8" w16cid:durableId="709183018">
     <w:abstractNumId w:val="1"/>
+  </w:num>
+  <w:num w:numId="9" w16cid:durableId="1887448779">
+    <w:abstractNumId w:val="8"/>
+  </w:num>
+  <w:num w:numId="10" w16cid:durableId="1894198958">
+    <w:abstractNumId w:val="4"/>
   </w:num>
 </w:numbering>
 </file>
@@ -2464,7 +2481,6 @@
   <w:style w:type="character" w:default="1" w:styleId="DefaultParagraphFont">
     <w:name w:val="Default Paragraph Font"/>
     <w:uiPriority w:val="1"/>
-    <w:semiHidden/>
     <w:unhideWhenUsed/>
   </w:style>
   <w:style w:type="table" w:default="1" w:styleId="TableNormal">
